--- a/EXPORTS/DOCX/published/niveau2/English/ChristianMission.docx
+++ b/EXPORTS/DOCX/published/niveau2/English/ChristianMission.docx
@@ -452,14 +452,7 @@
           <w:color w:val="000000"/>
           <w:sz w:val="24"/>
         </w:rPr>
-        <w:hyperlink r:id="rId9" w:history="1">
-          <w:r>
-            <w:rPr>
-              <w:rStyle w:val="Hyperlink"/>
-            </w:rPr>
-            <w:t>made up of ob</w:t>
-          </w:r>
-        </w:hyperlink>
+        <w:t>made up of ob</w:t>
       </w:r>
       <w:r>
         <w:rPr>
@@ -807,7 +800,7 @@
           <w:sz w:val="24"/>
           <w:u w:val="single"/>
         </w:rPr>
-        <w:hyperlink r:id="rId10" w:history="1">
+        <w:hyperlink r:id="rId11" w:history="1">
           <w:r>
             <w:rPr>
               <w:rStyle w:val="Hyperlink"/>
@@ -836,7 +829,7 @@
           <w:sz w:val="24"/>
           <w:u w:val="single"/>
         </w:rPr>
-        <w:hyperlink r:id="rId10" w:history="1">
+        <w:hyperlink r:id="rId11" w:history="1">
           <w:r>
             <w:rPr>
               <w:rStyle w:val="Hyperlink"/>
@@ -912,7 +905,7 @@
           <w:sz w:val="24"/>
           <w:u w:val="single"/>
         </w:rPr>
-        <w:hyperlink r:id="rId11" w:history="1">
+        <w:hyperlink r:id="rId10" w:history="1">
           <w:r>
             <w:rPr>
               <w:rStyle w:val="Hyperlink"/>
@@ -930,7 +923,7 @@
           <w:sz w:val="24"/>
           <w:u w:val="single"/>
         </w:rPr>
-        <w:hyperlink r:id="rId11" w:history="1">
+        <w:hyperlink r:id="rId10" w:history="1">
           <w:r>
             <w:rPr>
               <w:rStyle w:val="Hyperlink"/>
@@ -1267,13 +1260,67 @@
       </w:r>
       <w:r>
         <w:rPr>
+          <w:u w:val="single" w:color="0000ff"/>
           <w:rFonts w:ascii="Charis SIL Regular" w:hAnsi="Charis SIL Regular" w:eastAsia="Charis SIL Regular"/>
           <w:b w:val="0"/>
           <w:i w:val="0"/>
           <w:color w:val="000000"/>
           <w:sz w:val="24"/>
         </w:rPr>
-        <w:t xml:space="preserve">2024. Objects that were collected by the </w:t>
+        <w:hyperlink r:id="rId12" w:history="1">
+          <w:r>
+            <w:rPr>
+              <w:rStyle w:val="Hyperlink"/>
+            </w:rPr>
+            <w:t>2024</w:t>
+          </w:r>
+        </w:hyperlink>
+      </w:r>
+      <w:r>
+        <w:rPr>
+          <w:u w:val="single" w:color="0000ff"/>
+          <w:rFonts w:ascii="Charis SIL Regular" w:hAnsi="Charis SIL Regular" w:eastAsia="Charis SIL Regular"/>
+          <w:b w:val="0"/>
+          <w:i w:val="0"/>
+          <w:color w:val="000000"/>
+          <w:sz w:val="24"/>
+        </w:rPr>
+        <w:hyperlink r:id="rId12" w:history="1">
+          <w:r>
+            <w:rPr>
+              <w:rStyle w:val="Hyperlink"/>
+            </w:rPr>
+            <w:t>. O</w:t>
+          </w:r>
+        </w:hyperlink>
+      </w:r>
+      <w:r>
+        <w:rPr>
+          <w:u w:val="single" w:color="0000ff"/>
+          <w:rFonts w:ascii="Charis SIL Regular" w:hAnsi="Charis SIL Regular" w:eastAsia="Charis SIL Regular"/>
+          <w:b w:val="0"/>
+          <w:i w:val="0"/>
+          <w:color w:val="000000"/>
+          <w:sz w:val="24"/>
+        </w:rPr>
+        <w:hyperlink r:id="rId12" w:history="1">
+          <w:r>
+            <w:rPr>
+              <w:rStyle w:val="Hyperlink"/>
+            </w:rPr>
+            <w:t>bjec</w:t>
+          </w:r>
+        </w:hyperlink>
+      </w:r>
+      <w:r>
+        <w:rPr>
+          <w:rFonts w:ascii="Charis SIL Regular" w:hAnsi="Charis SIL Regular" w:eastAsia="Charis SIL Regular"/>
+          <w:b w:val="0"/>
+          <w:i w:val="0"/>
+          <w:color w:val="000000"/>
+          <w:sz w:val="24"/>
+        </w:rPr>
+        <w:t xml:space="preserve">ts that were collected by the </w:t>
       </w:r>
       <w:r>
         <w:rPr>
@@ -1858,13 +1905,21 @@
       </w:r>
       <w:r>
         <w:rPr>
+          <w:u w:val="single" w:color="0000ff"/>
           <w:rFonts w:ascii="Charis SIL Regular" w:hAnsi="Charis SIL Regular" w:eastAsia="Charis SIL Regular"/>
           <w:b w:val="0"/>
           <w:i w:val="0"/>
           <w:color w:val="000000"/>
           <w:sz w:val="24"/>
         </w:rPr>
-        <w:t>sionary ar</w:t>
+        <w:hyperlink r:id="rId15" w:history="1">
+          <w:r>
+            <w:rPr>
+              <w:rStyle w:val="Hyperlink"/>
+            </w:rPr>
+            <w:t>sionary ar</w:t>
+          </w:r>
+        </w:hyperlink>
       </w:r>
       <w:r>
         <w:rPr>
@@ -2585,7 +2640,7 @@
           <w:sz w:val="24"/>
           <w:u w:val="single"/>
         </w:rPr>
-        <w:t xml:space="preserve"> Nether</w:t>
+        <w:t xml:space="preserve"> </w:t>
       </w:r>
       <w:r>
         <w:rPr>
@@ -2596,7 +2651,25 @@
           <w:sz w:val="24"/>
           <w:u w:val="single"/>
         </w:rPr>
-        <w:hyperlink r:id="rId18" w:history="1">
+        <w:hyperlink r:id="rId19" w:history="1">
+          <w:r>
+            <w:rPr>
+              <w:rStyle w:val="Hyperlink"/>
+            </w:rPr>
+            <w:t>Nether</w:t>
+          </w:r>
+        </w:hyperlink>
+      </w:r>
+      <w:r>
+        <w:rPr>
+          <w:rFonts w:ascii="Charis SIL Regular" w:hAnsi="Charis SIL Regular" w:eastAsia="Charis SIL Regular"/>
+          <w:b w:val="0"/>
+          <w:i w:val="0"/>
+          <w:color w:val="0000FF"/>
+          <w:sz w:val="24"/>
+          <w:u w:val="single"/>
+        </w:rPr>
+        <w:hyperlink r:id="rId19" w:history="1">
           <w:r>
             <w:rPr>
               <w:rStyle w:val="Hyperlink"/>
@@ -2607,21 +2680,13 @@
       </w:r>
       <w:r>
         <w:rPr>
-          <w:u w:val="single" w:color="0000ff"/>
           <w:rFonts w:ascii="Charis SIL Regular" w:hAnsi="Charis SIL Regular" w:eastAsia="Charis SIL Regular"/>
           <w:b w:val="0"/>
           <w:i w:val="0"/>
           <w:color w:val="000000"/>
           <w:sz w:val="24"/>
         </w:rPr>
-        <w:hyperlink r:id="rId18" w:history="1">
-          <w:r>
-            <w:rPr>
-              <w:rStyle w:val="Hyperlink"/>
-            </w:rPr>
-            <w:t xml:space="preserve">, </w:t>
-          </w:r>
-        </w:hyperlink>
+        <w:t xml:space="preserve">, </w:t>
       </w:r>
       <w:r>
         <w:rPr>
@@ -2630,52 +2695,19 @@
           <w:i w:val="0"/>
           <w:color w:val="0000FF"/>
           <w:sz w:val="24"/>
+        </w:rPr>
+        <w:t>H</w:t>
+      </w:r>
+      <w:r>
+        <w:rPr>
+          <w:rFonts w:ascii="Charis SIL Regular" w:hAnsi="Charis SIL Regular" w:eastAsia="Charis SIL Regular"/>
+          <w:b w:val="0"/>
+          <w:i w:val="0"/>
+          <w:color w:val="0000FF"/>
+          <w:sz w:val="24"/>
           <w:u w:val="single"/>
         </w:rPr>
-        <w:hyperlink r:id="rId18" w:history="1">
-          <w:r>
-            <w:rPr>
-              <w:rStyle w:val="Hyperlink"/>
-            </w:rPr>
-            <w:t>H</w:t>
-          </w:r>
-        </w:hyperlink>
-      </w:r>
-      <w:r>
-        <w:rPr>
-          <w:rFonts w:ascii="Charis SIL Regular" w:hAnsi="Charis SIL Regular" w:eastAsia="Charis SIL Regular"/>
-          <w:b w:val="0"/>
-          <w:i w:val="0"/>
-          <w:color w:val="0000FF"/>
-          <w:sz w:val="24"/>
-          <w:u w:val="single"/>
-        </w:rPr>
-        <w:hyperlink r:id="rId20" w:history="1">
-          <w:r>
-            <w:rPr>
-              <w:rStyle w:val="Hyperlink"/>
-            </w:rPr>
-            <w:t>DC|</w:t>
-          </w:r>
-        </w:hyperlink>
-      </w:r>
-      <w:r>
-        <w:rPr>
-          <w:rFonts w:ascii="Charis SIL Regular" w:hAnsi="Charis SIL Regular" w:eastAsia="Charis SIL Regular"/>
-          <w:b w:val="0"/>
-          <w:i w:val="0"/>
-          <w:color w:val="0000FF"/>
-          <w:sz w:val="24"/>
-          <w:u w:val="single"/>
-        </w:rPr>
-        <w:hyperlink r:id="rId20" w:history="1">
-          <w:r>
-            <w:rPr>
-              <w:rStyle w:val="Hyperlink"/>
-            </w:rPr>
-            <w:t>Prote</w:t>
-          </w:r>
-        </w:hyperlink>
+        <w:t>DC|Protestant</w:t>
       </w:r>
       <w:r>
         <w:rPr>
@@ -2704,54 +2736,18 @@
           <w:sz w:val="24"/>
           <w:u w:val="single"/>
         </w:rPr>
+        <w:t xml:space="preserve"> </w:t>
+      </w:r>
+      <w:r>
+        <w:rPr>
+          <w:rFonts w:ascii="Charis SIL Regular" w:hAnsi="Charis SIL Regular" w:eastAsia="Charis SIL Regular"/>
+          <w:b w:val="0"/>
+          <w:i w:val="0"/>
+          <w:color w:val="0000FF"/>
+          <w:sz w:val="24"/>
+          <w:u w:val="single"/>
+        </w:rPr>
         <w:hyperlink r:id="rId19" w:history="1">
-          <w:r>
-            <w:rPr>
-              <w:rStyle w:val="Hyperlink"/>
-            </w:rPr>
-            <w:t>tant</w:t>
-          </w:r>
-        </w:hyperlink>
-      </w:r>
-      <w:r>
-        <w:rPr>
-          <w:rFonts w:ascii="Charis SIL Regular" w:hAnsi="Charis SIL Regular" w:eastAsia="Charis SIL Regular"/>
-          <w:b w:val="0"/>
-          <w:i w:val="0"/>
-          <w:color w:val="0000FF"/>
-          <w:sz w:val="24"/>
-          <w:u w:val="single"/>
-        </w:rPr>
-        <w:hyperlink r:id="rId19" w:history="1">
-          <w:r>
-            <w:rPr>
-              <w:rStyle w:val="Hyperlink"/>
-            </w:rPr>
-            <w:t>s</w:t>
-          </w:r>
-        </w:hyperlink>
-      </w:r>
-      <w:r>
-        <w:rPr>
-          <w:rFonts w:ascii="Charis SIL Regular" w:hAnsi="Charis SIL Regular" w:eastAsia="Charis SIL Regular"/>
-          <w:b w:val="0"/>
-          <w:i w:val="0"/>
-          <w:color w:val="0000FF"/>
-          <w:sz w:val="24"/>
-          <w:u w:val="single"/>
-        </w:rPr>
-        <w:t xml:space="preserve"> </w:t>
-      </w:r>
-      <w:r>
-        <w:rPr>
-          <w:rFonts w:ascii="Charis SIL Regular" w:hAnsi="Charis SIL Regular" w:eastAsia="Charis SIL Regular"/>
-          <w:b w:val="0"/>
-          <w:i w:val="0"/>
-          <w:color w:val="0000FF"/>
-          <w:sz w:val="24"/>
-          <w:u w:val="single"/>
-        </w:rPr>
-        <w:hyperlink r:id="rId20" w:history="1">
           <w:r>
             <w:rPr>
               <w:rStyle w:val="Hyperlink"/>
@@ -2906,7 +2902,7 @@
           <w:sz w:val="24"/>
           <w:u w:val="single"/>
         </w:rPr>
-        <w:hyperlink r:id="rId19" w:history="1">
+        <w:hyperlink r:id="rId20" w:history="1">
           <w:r>
             <w:rPr>
               <w:rStyle w:val="Hyperlink"/>
@@ -2924,7 +2920,7 @@
           <w:sz w:val="24"/>
           <w:u w:val="single"/>
         </w:rPr>
-        <w:hyperlink r:id="rId21" w:history="1">
+        <w:hyperlink r:id="rId20" w:history="1">
           <w:r>
             <w:rPr>
               <w:rStyle w:val="Hyperlink"/>
@@ -2942,7 +2938,7 @@
           <w:sz w:val="24"/>
           <w:u w:val="single"/>
         </w:rPr>
-        <w:hyperlink r:id="rId21" w:history="1">
+        <w:hyperlink r:id="rId20" w:history="1">
           <w:r>
             <w:rPr>
               <w:rStyle w:val="Hyperlink"/>
@@ -2960,7 +2956,7 @@
           <w:sz w:val="24"/>
           <w:u w:val="single"/>
         </w:rPr>
-        <w:hyperlink r:id="rId19" w:history="1">
+        <w:hyperlink r:id="rId20" w:history="1">
           <w:r>
             <w:rPr>
               <w:rStyle w:val="Hyperlink"/>
@@ -2978,7 +2974,7 @@
           <w:sz w:val="24"/>
           <w:u w:val="single"/>
         </w:rPr>
-        <w:hyperlink r:id="rId19" w:history="1">
+        <w:hyperlink r:id="rId20" w:history="1">
           <w:r>
             <w:rPr>
               <w:rStyle w:val="Hyperlink"/>
@@ -3061,7 +3057,7 @@
           <w:sz w:val="24"/>
           <w:u w:val="single"/>
         </w:rPr>
-        <w:hyperlink r:id="rId21" w:history="1">
+        <w:hyperlink r:id="rId19" w:history="1">
           <w:r>
             <w:rPr>
               <w:rStyle w:val="Hyperlink"/>
@@ -3072,24 +3068,66 @@
       </w:r>
       <w:r>
         <w:rPr>
+          <w:u w:val="single" w:color="0000ff"/>
           <w:rFonts w:ascii="Charis SIL Regular" w:hAnsi="Charis SIL Regular" w:eastAsia="Charis SIL Regular"/>
           <w:b w:val="0"/>
           <w:i w:val="0"/>
           <w:color w:val="000000"/>
           <w:sz w:val="24"/>
         </w:rPr>
-        <w:t xml:space="preserve">, and the </w:t>
+        <w:hyperlink r:id="rId19" w:history="1">
+          <w:r>
+            <w:rPr>
+              <w:rStyle w:val="Hyperlink"/>
+            </w:rPr>
+            <w:t xml:space="preserve">, and </w:t>
+          </w:r>
+        </w:hyperlink>
       </w:r>
       <w:r>
         <w:rPr>
           <w:rFonts w:ascii="Charis SIL Regular" w:hAnsi="Charis SIL Regular" w:eastAsia="Charis SIL Regular"/>
           <w:b w:val="0"/>
           <w:i w:val="0"/>
+          <w:color w:val="000000"/>
+          <w:sz w:val="24"/>
+        </w:rPr>
+        <w:t>th</w:t>
+      </w:r>
+      <w:r>
+        <w:rPr>
+          <w:rFonts w:ascii="Charis SIL Regular" w:hAnsi="Charis SIL Regular" w:eastAsia="Charis SIL Regular"/>
+          <w:b w:val="0"/>
+          <w:i w:val="0"/>
+          <w:color w:val="000000"/>
+          <w:sz w:val="24"/>
+        </w:rPr>
+        <w:hyperlink r:id="rId21" w:history="1">
+          <w:r>
+            <w:rPr>
+              <w:rStyle w:val="Hyperlink"/>
+            </w:rPr>
+            <w:t xml:space="preserve">e </w:t>
+          </w:r>
+        </w:hyperlink>
+      </w:r>
+      <w:r>
+        <w:rPr>
+          <w:rFonts w:ascii="Charis SIL Regular" w:hAnsi="Charis SIL Regular" w:eastAsia="Charis SIL Regular"/>
+          <w:b w:val="0"/>
+          <w:i w:val="0"/>
           <w:color w:val="0000FF"/>
           <w:sz w:val="24"/>
           <w:u w:val="single"/>
         </w:rPr>
-        <w:t>Erfgoedcentru</w:t>
+        <w:hyperlink r:id="rId22" w:history="1">
+          <w:r>
+            <w:rPr>
+              <w:rStyle w:val="Hyperlink"/>
+            </w:rPr>
+            <w:t>Erf</w:t>
+          </w:r>
+        </w:hyperlink>
       </w:r>
       <w:r>
         <w:rPr>
@@ -3100,7 +3138,25 @@
           <w:sz w:val="24"/>
           <w:u w:val="single"/>
         </w:rPr>
-        <w:hyperlink r:id="rId20" w:history="1">
+        <w:hyperlink r:id="rId22" w:history="1">
+          <w:r>
+            <w:rPr>
+              <w:rStyle w:val="Hyperlink"/>
+            </w:rPr>
+            <w:t>goedcentru</w:t>
+          </w:r>
+        </w:hyperlink>
+      </w:r>
+      <w:r>
+        <w:rPr>
+          <w:rFonts w:ascii="Charis SIL Regular" w:hAnsi="Charis SIL Regular" w:eastAsia="Charis SIL Regular"/>
+          <w:b w:val="0"/>
+          <w:i w:val="0"/>
+          <w:color w:val="0000FF"/>
+          <w:sz w:val="24"/>
+          <w:u w:val="single"/>
+        </w:rPr>
+        <w:hyperlink r:id="rId22" w:history="1">
           <w:r>
             <w:rPr>
               <w:rStyle w:val="Hyperlink"/>
@@ -3204,7 +3260,7 @@
           <w:color w:val="000000"/>
           <w:sz w:val="24"/>
         </w:rPr>
-        <w:hyperlink r:id="rId21" w:history="1">
+        <w:hyperlink r:id="rId20" w:history="1">
           <w:r>
             <w:rPr>
               <w:rStyle w:val="Hyperlink"/>
@@ -3242,7 +3298,7 @@
           <w:color w:val="000000"/>
           <w:sz w:val="24"/>
         </w:rPr>
-        <w:hyperlink r:id="rId21" w:history="1">
+        <w:hyperlink r:id="rId20" w:history="1">
           <w:r>
             <w:rPr>
               <w:rStyle w:val="Hyperlink"/>
@@ -3260,7 +3316,7 @@
           <w:color w:val="000000"/>
           <w:sz w:val="24"/>
         </w:rPr>
-        <w:hyperlink r:id="rId21" w:history="1">
+        <w:hyperlink r:id="rId20" w:history="1">
           <w:r>
             <w:rPr>
               <w:rStyle w:val="Hyperlink"/>
@@ -3278,7 +3334,7 @@
           <w:color w:val="000000"/>
           <w:sz w:val="24"/>
         </w:rPr>
-        <w:hyperlink r:id="rId21" w:history="1">
+        <w:hyperlink r:id="rId20" w:history="1">
           <w:r>
             <w:rPr>
               <w:rStyle w:val="Hyperlink"/>
@@ -3490,7 +3546,7 @@
           <w:sz w:val="24"/>
           <w:u w:val="single"/>
         </w:rPr>
-        <w:t xml:space="preserve">Scientific research </w:t>
+        <w:t>Scientific research</w:t>
       </w:r>
       <w:r>
         <w:rPr>
@@ -3501,7 +3557,7 @@
           <w:sz w:val="24"/>
           <w:u w:val="single"/>
         </w:rPr>
-        <w:t>in colonised territorie</w:t>
+        <w:t xml:space="preserve"> </w:t>
       </w:r>
       <w:r>
         <w:rPr>
@@ -3510,8 +3566,9 @@
           <w:i w:val="0"/>
           <w:color w:val="0000FF"/>
           <w:sz w:val="24"/>
-        </w:rPr>
-        <w:t>s</w:t>
+          <w:u w:val="single"/>
+        </w:rPr>
+        <w:t>in colonised territories</w:t>
       </w:r>
       <w:r>
         <w:br/>
@@ -4267,15 +4324,9 @@
           <w:i w:val="0"/>
           <w:color w:val="0000FF"/>
           <w:sz w:val="24"/>
-        </w:rPr>
-        <w:hyperlink r:id="rId25" w:history="1">
-          <w:r>
-            <w:rPr>
-              <w:rStyle w:val="Hyperlink"/>
-            </w:rPr>
-            <w:t>7</w:t>
-          </w:r>
-        </w:hyperlink>
+          <w:u w:val="single"/>
+        </w:rPr>
+        <w:t>7</w:t>
       </w:r>
       <w:r>
         <w:rPr>

--- a/EXPORTS/DOCX/published/niveau2/English/ChristianMission.docx
+++ b/EXPORTS/DOCX/published/niveau2/English/ChristianMission.docx
@@ -452,7 +452,14 @@
           <w:color w:val="000000"/>
           <w:sz w:val="24"/>
         </w:rPr>
-        <w:t>made up of ob</w:t>
+        <w:hyperlink r:id="rId9" w:history="1">
+          <w:r>
+            <w:rPr>
+              <w:rStyle w:val="Hyperlink"/>
+            </w:rPr>
+            <w:t>made up of ob</w:t>
+          </w:r>
+        </w:hyperlink>
       </w:r>
       <w:r>
         <w:rPr>
@@ -800,7 +807,7 @@
           <w:sz w:val="24"/>
           <w:u w:val="single"/>
         </w:rPr>
-        <w:hyperlink r:id="rId11" w:history="1">
+        <w:hyperlink r:id="rId10" w:history="1">
           <w:r>
             <w:rPr>
               <w:rStyle w:val="Hyperlink"/>
@@ -829,7 +836,7 @@
           <w:sz w:val="24"/>
           <w:u w:val="single"/>
         </w:rPr>
-        <w:hyperlink r:id="rId11" w:history="1">
+        <w:hyperlink r:id="rId10" w:history="1">
           <w:r>
             <w:rPr>
               <w:rStyle w:val="Hyperlink"/>
@@ -905,7 +912,7 @@
           <w:sz w:val="24"/>
           <w:u w:val="single"/>
         </w:rPr>
-        <w:hyperlink r:id="rId10" w:history="1">
+        <w:hyperlink r:id="rId11" w:history="1">
           <w:r>
             <w:rPr>
               <w:rStyle w:val="Hyperlink"/>
@@ -923,7 +930,7 @@
           <w:sz w:val="24"/>
           <w:u w:val="single"/>
         </w:rPr>
-        <w:hyperlink r:id="rId10" w:history="1">
+        <w:hyperlink r:id="rId11" w:history="1">
           <w:r>
             <w:rPr>
               <w:rStyle w:val="Hyperlink"/>
@@ -1260,67 +1267,13 @@
       </w:r>
       <w:r>
         <w:rPr>
-          <w:u w:val="single" w:color="0000ff"/>
           <w:rFonts w:ascii="Charis SIL Regular" w:hAnsi="Charis SIL Regular" w:eastAsia="Charis SIL Regular"/>
           <w:b w:val="0"/>
           <w:i w:val="0"/>
           <w:color w:val="000000"/>
           <w:sz w:val="24"/>
         </w:rPr>
-        <w:hyperlink r:id="rId12" w:history="1">
-          <w:r>
-            <w:rPr>
-              <w:rStyle w:val="Hyperlink"/>
-            </w:rPr>
-            <w:t>2024</w:t>
-          </w:r>
-        </w:hyperlink>
-      </w:r>
-      <w:r>
-        <w:rPr>
-          <w:u w:val="single" w:color="0000ff"/>
-          <w:rFonts w:ascii="Charis SIL Regular" w:hAnsi="Charis SIL Regular" w:eastAsia="Charis SIL Regular"/>
-          <w:b w:val="0"/>
-          <w:i w:val="0"/>
-          <w:color w:val="000000"/>
-          <w:sz w:val="24"/>
-        </w:rPr>
-        <w:hyperlink r:id="rId12" w:history="1">
-          <w:r>
-            <w:rPr>
-              <w:rStyle w:val="Hyperlink"/>
-            </w:rPr>
-            <w:t>. O</w:t>
-          </w:r>
-        </w:hyperlink>
-      </w:r>
-      <w:r>
-        <w:rPr>
-          <w:u w:val="single" w:color="0000ff"/>
-          <w:rFonts w:ascii="Charis SIL Regular" w:hAnsi="Charis SIL Regular" w:eastAsia="Charis SIL Regular"/>
-          <w:b w:val="0"/>
-          <w:i w:val="0"/>
-          <w:color w:val="000000"/>
-          <w:sz w:val="24"/>
-        </w:rPr>
-        <w:hyperlink r:id="rId12" w:history="1">
-          <w:r>
-            <w:rPr>
-              <w:rStyle w:val="Hyperlink"/>
-            </w:rPr>
-            <w:t>bjec</w:t>
-          </w:r>
-        </w:hyperlink>
-      </w:r>
-      <w:r>
-        <w:rPr>
-          <w:rFonts w:ascii="Charis SIL Regular" w:hAnsi="Charis SIL Regular" w:eastAsia="Charis SIL Regular"/>
-          <w:b w:val="0"/>
-          <w:i w:val="0"/>
-          <w:color w:val="000000"/>
-          <w:sz w:val="24"/>
-        </w:rPr>
-        <w:t xml:space="preserve">ts that were collected by the </w:t>
+        <w:t xml:space="preserve">2024. Objects that were collected by the </w:t>
       </w:r>
       <w:r>
         <w:rPr>
@@ -1847,97 +1800,7 @@
           <w:color w:val="000000"/>
           <w:sz w:val="24"/>
         </w:rPr>
-        <w:t>Dut</w:t>
-      </w:r>
-      <w:r>
-        <w:rPr>
-          <w:u w:val="single" w:color="0000ff"/>
-          <w:rFonts w:ascii="Charis SIL Regular" w:hAnsi="Charis SIL Regular" w:eastAsia="Charis SIL Regular"/>
-          <w:b w:val="0"/>
-          <w:i w:val="0"/>
-          <w:color w:val="000000"/>
-          <w:sz w:val="24"/>
-        </w:rPr>
-        <w:hyperlink r:id="rId15" w:history="1">
-          <w:r>
-            <w:rPr>
-              <w:rStyle w:val="Hyperlink"/>
-            </w:rPr>
-            <w:t>ch Protestant</w:t>
-          </w:r>
-        </w:hyperlink>
-      </w:r>
-      <w:r>
-        <w:rPr>
-          <w:u w:val="single" w:color="0000ff"/>
-          <w:rFonts w:ascii="Charis SIL Regular" w:hAnsi="Charis SIL Regular" w:eastAsia="Charis SIL Regular"/>
-          <w:b w:val="0"/>
-          <w:i w:val="0"/>
-          <w:color w:val="000000"/>
-          <w:sz w:val="24"/>
-        </w:rPr>
-        <w:hyperlink r:id="rId15" w:history="1">
-          <w:r>
-            <w:rPr>
-              <w:rStyle w:val="Hyperlink"/>
-            </w:rPr>
-            <w:t xml:space="preserve"> and</w:t>
-          </w:r>
-        </w:hyperlink>
-      </w:r>
-      <w:r>
-        <w:rPr>
-          <w:u w:val="single" w:color="0000ff"/>
-          <w:rFonts w:ascii="Charis SIL Regular" w:hAnsi="Charis SIL Regular" w:eastAsia="Charis SIL Regular"/>
-          <w:b w:val="0"/>
-          <w:i w:val="0"/>
-          <w:color w:val="000000"/>
-          <w:sz w:val="24"/>
-        </w:rPr>
-        <w:hyperlink r:id="rId15" w:history="1">
-          <w:r>
-            <w:rPr>
-              <w:rStyle w:val="Hyperlink"/>
-            </w:rPr>
-            <w:t xml:space="preserve"> Catholic mis</w:t>
-          </w:r>
-        </w:hyperlink>
-      </w:r>
-      <w:r>
-        <w:rPr>
-          <w:u w:val="single" w:color="0000ff"/>
-          <w:rFonts w:ascii="Charis SIL Regular" w:hAnsi="Charis SIL Regular" w:eastAsia="Charis SIL Regular"/>
-          <w:b w:val="0"/>
-          <w:i w:val="0"/>
-          <w:color w:val="000000"/>
-          <w:sz w:val="24"/>
-        </w:rPr>
-        <w:hyperlink r:id="rId15" w:history="1">
-          <w:r>
-            <w:rPr>
-              <w:rStyle w:val="Hyperlink"/>
-            </w:rPr>
-            <w:t>sionary ar</w:t>
-          </w:r>
-        </w:hyperlink>
-      </w:r>
-      <w:r>
-        <w:rPr>
-          <w:u w:val="single" w:color="0000ff"/>
-          <w:rFonts w:ascii="Charis SIL Regular" w:hAnsi="Charis SIL Regular" w:eastAsia="Charis SIL Regular"/>
-          <w:b w:val="0"/>
-          <w:i w:val="0"/>
-          <w:color w:val="000000"/>
-          <w:sz w:val="24"/>
-        </w:rPr>
-        <w:hyperlink r:id="rId15" w:history="1">
-          <w:r>
-            <w:rPr>
-              <w:rStyle w:val="Hyperlink"/>
-            </w:rPr>
-            <w:t>chi</w:t>
-          </w:r>
-        </w:hyperlink>
+        <w:t>Dutch Protestant and Catholic missionary archi</w:t>
       </w:r>
       <w:r>
         <w:rPr>
@@ -2695,8 +2558,16 @@
           <w:i w:val="0"/>
           <w:color w:val="0000FF"/>
           <w:sz w:val="24"/>
-        </w:rPr>
-        <w:t>H</w:t>
+          <w:u w:val="single"/>
+        </w:rPr>
+        <w:hyperlink r:id="rId20" w:history="1">
+          <w:r>
+            <w:rPr>
+              <w:rStyle w:val="Hyperlink"/>
+            </w:rPr>
+            <w:t>H</w:t>
+          </w:r>
+        </w:hyperlink>
       </w:r>
       <w:r>
         <w:rPr>
@@ -2707,7 +2578,14 @@
           <w:sz w:val="24"/>
           <w:u w:val="single"/>
         </w:rPr>
-        <w:t>DC|Protestant</w:t>
+        <w:hyperlink r:id="rId20" w:history="1">
+          <w:r>
+            <w:rPr>
+              <w:rStyle w:val="Hyperlink"/>
+            </w:rPr>
+            <w:t>DC|</w:t>
+          </w:r>
+        </w:hyperlink>
       </w:r>
       <w:r>
         <w:rPr>
@@ -2718,7 +2596,25 @@
           <w:sz w:val="24"/>
           <w:u w:val="single"/>
         </w:rPr>
-        <w:hyperlink r:id="rId19" w:history="1">
+        <w:hyperlink r:id="rId20" w:history="1">
+          <w:r>
+            <w:rPr>
+              <w:rStyle w:val="Hyperlink"/>
+            </w:rPr>
+            <w:t>Prote</w:t>
+          </w:r>
+        </w:hyperlink>
+      </w:r>
+      <w:r>
+        <w:rPr>
+          <w:rFonts w:ascii="Charis SIL Regular" w:hAnsi="Charis SIL Regular" w:eastAsia="Charis SIL Regular"/>
+          <w:b w:val="0"/>
+          <w:i w:val="0"/>
+          <w:color w:val="0000FF"/>
+          <w:sz w:val="24"/>
+          <w:u w:val="single"/>
+        </w:rPr>
+        <w:hyperlink r:id="rId20" w:history="1">
           <w:r>
             <w:rPr>
               <w:rStyle w:val="Hyperlink"/>
@@ -2736,7 +2632,14 @@
           <w:sz w:val="24"/>
           <w:u w:val="single"/>
         </w:rPr>
-        <w:t xml:space="preserve"> </w:t>
+        <w:hyperlink r:id="rId19" w:history="1">
+          <w:r>
+            <w:rPr>
+              <w:rStyle w:val="Hyperlink"/>
+            </w:rPr>
+            <w:t>tant</w:t>
+          </w:r>
+        </w:hyperlink>
       </w:r>
       <w:r>
         <w:rPr>
@@ -2747,7 +2650,36 @@
           <w:sz w:val="24"/>
           <w:u w:val="single"/>
         </w:rPr>
-        <w:hyperlink r:id="rId19" w:history="1">
+        <w:hyperlink r:id="rId20" w:history="1">
+          <w:r>
+            <w:rPr>
+              <w:rStyle w:val="Hyperlink"/>
+            </w:rPr>
+            <w:t>s</w:t>
+          </w:r>
+        </w:hyperlink>
+      </w:r>
+      <w:r>
+        <w:rPr>
+          <w:rFonts w:ascii="Charis SIL Regular" w:hAnsi="Charis SIL Regular" w:eastAsia="Charis SIL Regular"/>
+          <w:b w:val="0"/>
+          <w:i w:val="0"/>
+          <w:color w:val="0000FF"/>
+          <w:sz w:val="24"/>
+          <w:u w:val="single"/>
+        </w:rPr>
+        <w:t xml:space="preserve"> </w:t>
+      </w:r>
+      <w:r>
+        <w:rPr>
+          <w:rFonts w:ascii="Charis SIL Regular" w:hAnsi="Charis SIL Regular" w:eastAsia="Charis SIL Regular"/>
+          <w:b w:val="0"/>
+          <w:i w:val="0"/>
+          <w:color w:val="0000FF"/>
+          <w:sz w:val="24"/>
+          <w:u w:val="single"/>
+        </w:rPr>
+        <w:hyperlink r:id="rId20" w:history="1">
           <w:r>
             <w:rPr>
               <w:rStyle w:val="Hyperlink"/>
@@ -2787,21 +2719,13 @@
       </w:r>
       <w:r>
         <w:rPr>
-          <w:u w:val="single" w:color="0000ff"/>
           <w:rFonts w:ascii="Charis SIL Regular" w:hAnsi="Charis SIL Regular" w:eastAsia="Charis SIL Regular"/>
           <w:b w:val="0"/>
           <w:i w:val="0"/>
           <w:color w:val="000000"/>
           <w:sz w:val="24"/>
         </w:rPr>
-        <w:hyperlink r:id="rId19" w:history="1">
-          <w:r>
-            <w:rPr>
-              <w:rStyle w:val="Hyperlink"/>
-            </w:rPr>
-            <w:t>Vrije U</w:t>
-          </w:r>
-        </w:hyperlink>
+        <w:t>Vrije U</w:t>
       </w:r>
       <w:r>
         <w:rPr>
@@ -2841,57 +2765,13 @@
       </w:r>
       <w:r>
         <w:rPr>
-          <w:u w:val="single" w:color="0000ff"/>
           <w:rFonts w:ascii="Charis SIL Regular" w:hAnsi="Charis SIL Regular" w:eastAsia="Charis SIL Regular"/>
           <w:b w:val="0"/>
           <w:i w:val="0"/>
           <w:color w:val="000000"/>
           <w:sz w:val="24"/>
         </w:rPr>
-        <w:hyperlink r:id="rId19" w:history="1">
-          <w:r>
-            <w:rPr>
-              <w:rStyle w:val="Hyperlink"/>
-            </w:rPr>
-            <w:t>ers</w:t>
-          </w:r>
-        </w:hyperlink>
-      </w:r>
-      <w:r>
-        <w:rPr>
-          <w:u w:val="single" w:color="0000ff"/>
-          <w:rFonts w:ascii="Charis SIL Regular" w:hAnsi="Charis SIL Regular" w:eastAsia="Charis SIL Regular"/>
-          <w:b w:val="0"/>
-          <w:i w:val="0"/>
-          <w:color w:val="000000"/>
-          <w:sz w:val="24"/>
-        </w:rPr>
-        <w:hyperlink r:id="rId19" w:history="1">
-          <w:r>
-            <w:rPr>
-              <w:rStyle w:val="Hyperlink"/>
-            </w:rPr>
-            <w:t>i</w:t>
-          </w:r>
-        </w:hyperlink>
-      </w:r>
-      <w:r>
-        <w:rPr>
-          <w:u w:val="single" w:color="0000ff"/>
-          <w:rFonts w:ascii="Charis SIL Regular" w:hAnsi="Charis SIL Regular" w:eastAsia="Charis SIL Regular"/>
-          <w:b w:val="0"/>
-          <w:i w:val="0"/>
-          <w:color w:val="000000"/>
-          <w:sz w:val="24"/>
-        </w:rPr>
-        <w:hyperlink r:id="rId19" w:history="1">
-          <w:r>
-            <w:rPr>
-              <w:rStyle w:val="Hyperlink"/>
-            </w:rPr>
-            <w:t xml:space="preserve">teit, </w:t>
-          </w:r>
-        </w:hyperlink>
+        <w:t xml:space="preserve">ersiteit, </w:t>
       </w:r>
       <w:r>
         <w:rPr>
@@ -2902,7 +2782,7 @@
           <w:sz w:val="24"/>
           <w:u w:val="single"/>
         </w:rPr>
-        <w:hyperlink r:id="rId20" w:history="1">
+        <w:hyperlink r:id="rId19" w:history="1">
           <w:r>
             <w:rPr>
               <w:rStyle w:val="Hyperlink"/>
@@ -2920,7 +2800,7 @@
           <w:sz w:val="24"/>
           <w:u w:val="single"/>
         </w:rPr>
-        <w:hyperlink r:id="rId20" w:history="1">
+        <w:hyperlink r:id="rId19" w:history="1">
           <w:r>
             <w:rPr>
               <w:rStyle w:val="Hyperlink"/>
@@ -2938,7 +2818,7 @@
           <w:sz w:val="24"/>
           <w:u w:val="single"/>
         </w:rPr>
-        <w:hyperlink r:id="rId20" w:history="1">
+        <w:hyperlink r:id="rId21" w:history="1">
           <w:r>
             <w:rPr>
               <w:rStyle w:val="Hyperlink"/>
@@ -2956,7 +2836,7 @@
           <w:sz w:val="24"/>
           <w:u w:val="single"/>
         </w:rPr>
-        <w:hyperlink r:id="rId20" w:history="1">
+        <w:hyperlink r:id="rId21" w:history="1">
           <w:r>
             <w:rPr>
               <w:rStyle w:val="Hyperlink"/>
@@ -2974,7 +2854,7 @@
           <w:sz w:val="24"/>
           <w:u w:val="single"/>
         </w:rPr>
-        <w:hyperlink r:id="rId20" w:history="1">
+        <w:hyperlink r:id="rId19" w:history="1">
           <w:r>
             <w:rPr>
               <w:rStyle w:val="Hyperlink"/>
@@ -2992,7 +2872,7 @@
           <w:sz w:val="24"/>
           <w:u w:val="single"/>
         </w:rPr>
-        <w:hyperlink r:id="rId19" w:history="1">
+        <w:hyperlink r:id="rId21" w:history="1">
           <w:r>
             <w:rPr>
               <w:rStyle w:val="Hyperlink"/>
@@ -3010,7 +2890,7 @@
           <w:sz w:val="24"/>
           <w:u w:val="single"/>
         </w:rPr>
-        <w:hyperlink r:id="rId19" w:history="1">
+        <w:hyperlink r:id="rId21" w:history="1">
           <w:r>
             <w:rPr>
               <w:rStyle w:val="Hyperlink"/>
@@ -3096,13 +2976,14 @@
       </w:r>
       <w:r>
         <w:rPr>
+          <w:u w:val="single" w:color="0000ff"/>
           <w:rFonts w:ascii="Charis SIL Regular" w:hAnsi="Charis SIL Regular" w:eastAsia="Charis SIL Regular"/>
           <w:b w:val="0"/>
           <w:i w:val="0"/>
           <w:color w:val="000000"/>
           <w:sz w:val="24"/>
         </w:rPr>
-        <w:hyperlink r:id="rId21" w:history="1">
+        <w:hyperlink r:id="rId20" w:history="1">
           <w:r>
             <w:rPr>
               <w:rStyle w:val="Hyperlink"/>
@@ -3120,7 +3001,7 @@
           <w:sz w:val="24"/>
           <w:u w:val="single"/>
         </w:rPr>
-        <w:hyperlink r:id="rId22" w:history="1">
+        <w:hyperlink r:id="rId20" w:history="1">
           <w:r>
             <w:rPr>
               <w:rStyle w:val="Hyperlink"/>
@@ -3138,7 +3019,7 @@
           <w:sz w:val="24"/>
           <w:u w:val="single"/>
         </w:rPr>
-        <w:hyperlink r:id="rId22" w:history="1">
+        <w:hyperlink r:id="rId20" w:history="1">
           <w:r>
             <w:rPr>
               <w:rStyle w:val="Hyperlink"/>
@@ -3156,7 +3037,7 @@
           <w:sz w:val="24"/>
           <w:u w:val="single"/>
         </w:rPr>
-        <w:hyperlink r:id="rId22" w:history="1">
+        <w:hyperlink r:id="rId20" w:history="1">
           <w:r>
             <w:rPr>
               <w:rStyle w:val="Hyperlink"/>
@@ -3185,7 +3066,7 @@
           <w:sz w:val="24"/>
           <w:u w:val="single"/>
         </w:rPr>
-        <w:hyperlink r:id="rId22" w:history="1">
+        <w:hyperlink r:id="rId20" w:history="1">
           <w:r>
             <w:rPr>
               <w:rStyle w:val="Hyperlink"/>
@@ -3260,7 +3141,7 @@
           <w:color w:val="000000"/>
           <w:sz w:val="24"/>
         </w:rPr>
-        <w:hyperlink r:id="rId20" w:history="1">
+        <w:hyperlink r:id="rId21" w:history="1">
           <w:r>
             <w:rPr>
               <w:rStyle w:val="Hyperlink"/>
@@ -3291,96 +3172,13 @@
       </w:r>
       <w:r>
         <w:rPr>
-          <w:u w:val="single" w:color="0000ff"/>
           <w:rFonts w:ascii="Charis SIL Regular" w:hAnsi="Charis SIL Regular" w:eastAsia="Charis SIL Regular"/>
           <w:b w:val="0"/>
           <w:i w:val="0"/>
           <w:color w:val="000000"/>
           <w:sz w:val="24"/>
         </w:rPr>
-        <w:hyperlink r:id="rId20" w:history="1">
-          <w:r>
-            <w:rPr>
-              <w:rStyle w:val="Hyperlink"/>
-            </w:rPr>
-            <w:t>often still be fo</w:t>
-          </w:r>
-        </w:hyperlink>
-      </w:r>
-      <w:r>
-        <w:rPr>
-          <w:u w:val="single" w:color="0000ff"/>
-          <w:rFonts w:ascii="Charis SIL Regular" w:hAnsi="Charis SIL Regular" w:eastAsia="Charis SIL Regular"/>
-          <w:b w:val="0"/>
-          <w:i w:val="0"/>
-          <w:color w:val="000000"/>
-          <w:sz w:val="24"/>
-        </w:rPr>
-        <w:hyperlink r:id="rId20" w:history="1">
-          <w:r>
-            <w:rPr>
-              <w:rStyle w:val="Hyperlink"/>
-            </w:rPr>
-            <w:t>u</w:t>
-          </w:r>
-        </w:hyperlink>
-      </w:r>
-      <w:r>
-        <w:rPr>
-          <w:u w:val="single" w:color="0000ff"/>
-          <w:rFonts w:ascii="Charis SIL Regular" w:hAnsi="Charis SIL Regular" w:eastAsia="Charis SIL Regular"/>
-          <w:b w:val="0"/>
-          <w:i w:val="0"/>
-          <w:color w:val="000000"/>
-          <w:sz w:val="24"/>
-        </w:rPr>
-        <w:hyperlink r:id="rId20" w:history="1">
-          <w:r>
-            <w:rPr>
-              <w:rStyle w:val="Hyperlink"/>
-            </w:rPr>
-            <w:t xml:space="preserve">nd in </w:t>
-          </w:r>
-        </w:hyperlink>
-      </w:r>
-      <w:r>
-        <w:rPr>
-          <w:u w:val="single" w:color="0000ff"/>
-          <w:rFonts w:ascii="Charis SIL Regular" w:hAnsi="Charis SIL Regular" w:eastAsia="Charis SIL Regular"/>
-          <w:b w:val="0"/>
-          <w:i w:val="0"/>
-          <w:color w:val="000000"/>
-          <w:sz w:val="24"/>
-        </w:rPr>
-        <w:t>t</w:t>
-      </w:r>
-      <w:r>
-        <w:rPr>
-          <w:rFonts w:ascii="Charis SIL Regular" w:hAnsi="Charis SIL Regular" w:eastAsia="Charis SIL Regular"/>
-          <w:b w:val="0"/>
-          <w:i w:val="0"/>
-          <w:color w:val="000000"/>
-          <w:sz w:val="24"/>
-        </w:rPr>
-        <w:t>he count</w:t>
-      </w:r>
-      <w:r>
-        <w:rPr>
-          <w:u w:val="single" w:color="0000ff"/>
-          <w:rFonts w:ascii="Charis SIL Regular" w:hAnsi="Charis SIL Regular" w:eastAsia="Charis SIL Regular"/>
-          <w:b w:val="0"/>
-          <w:i w:val="0"/>
-          <w:color w:val="000000"/>
-          <w:sz w:val="24"/>
-        </w:rPr>
-        <w:hyperlink r:id="rId22" w:history="1">
-          <w:r>
-            <w:rPr>
-              <w:rStyle w:val="Hyperlink"/>
-            </w:rPr>
-            <w:t>ries where the m</w:t>
-          </w:r>
-        </w:hyperlink>
+        <w:t>often still be found in the countries where the m</w:t>
       </w:r>
       <w:r>
         <w:rPr>
@@ -3546,7 +3344,7 @@
           <w:sz w:val="24"/>
           <w:u w:val="single"/>
         </w:rPr>
-        <w:t>Scientific research</w:t>
+        <w:t xml:space="preserve">Scientific research </w:t>
       </w:r>
       <w:r>
         <w:rPr>
@@ -3557,7 +3355,7 @@
           <w:sz w:val="24"/>
           <w:u w:val="single"/>
         </w:rPr>
-        <w:t xml:space="preserve"> </w:t>
+        <w:t>in colonised territorie</w:t>
       </w:r>
       <w:r>
         <w:rPr>
@@ -3566,9 +3364,8 @@
           <w:i w:val="0"/>
           <w:color w:val="0000FF"/>
           <w:sz w:val="24"/>
-          <w:u w:val="single"/>
-        </w:rPr>
-        <w:t>in colonised territories</w:t>
+        </w:rPr>
+        <w:t>s</w:t>
       </w:r>
       <w:r>
         <w:br/>
@@ -3710,7 +3507,7 @@
           <w:sz w:val="24"/>
           <w:u w:val="single"/>
         </w:rPr>
-        <w:t>Scientific research in colonised terri</w:t>
+        <w:t>Scientific research in colonised territ</w:t>
       </w:r>
       <w:r>
         <w:rPr>
@@ -3721,7 +3518,7 @@
           <w:sz w:val="24"/>
           <w:u w:val="single"/>
         </w:rPr>
-        <w:t>t</w:t>
+        <w:t>orie</w:t>
       </w:r>
       <w:r>
         <w:rPr>
@@ -3730,9 +3527,8 @@
           <w:i w:val="0"/>
           <w:color w:val="0000FF"/>
           <w:sz w:val="24"/>
-          <w:u w:val="single"/>
-        </w:rPr>
-        <w:t>ories</w:t>
+        </w:rPr>
+        <w:t>s</w:t>
       </w:r>
       <w:r>
         <w:br/>
@@ -4324,9 +4120,15 @@
           <w:i w:val="0"/>
           <w:color w:val="0000FF"/>
           <w:sz w:val="24"/>
-          <w:u w:val="single"/>
-        </w:rPr>
-        <w:t>7</w:t>
+        </w:rPr>
+        <w:hyperlink r:id="rId25" w:history="1">
+          <w:r>
+            <w:rPr>
+              <w:rStyle w:val="Hyperlink"/>
+            </w:rPr>
+            <w:t>7</w:t>
+          </w:r>
+        </w:hyperlink>
       </w:r>
       <w:r>
         <w:rPr>
